--- a/cf/jm/u/files/u041.docx
+++ b/cf/jm/u/files/u041.docx
@@ -20,7 +20,7 @@
     </w:p>
     <w:p>
       <w:r>
-        <w:t>請針對每個題目，把答案填在「回答：」後面（越具體越好）；填好後請放回您的部門資料夾即可，不需回信。</w:t>
+        <w:t>這份問卷是想更了解您的實際作業，好把您的 AI 助理做得更貼近需求。第一部分請把答案填在「回答：」後面（越具體越好）；第二部分只是先讓您了解，之後用的時候再一起調整，不用現在填。填好後放回您的部門資料夾即可，不需回信。</w:t>
       </w:r>
     </w:p>
     <w:p>
@@ -32,8 +32,16 @@
       </w:r>
     </w:p>
     <w:p>
+      <w:pPr>
+        <w:pStyle w:val="Heading2"/>
+      </w:pPr>
       <w:r>
-        <w:t>1. 新案評估的輸入是圖檔/3D/評估單，AI能讀到的是圖面還是特徵摘要？</w:t>
+        <w:t>一、請您提供或確認的事情</w:t>
+      </w:r>
+    </w:p>
+    <w:p>
+      <w:r>
+        <w:t>1. 你想請 AI 幫你做哪一件事？（新案子要估工時／成本時，幫你從舊零件裡快速找出最像的幾件，給你一個參考區間）</w:t>
       </w:r>
     </w:p>
     <w:p>
@@ -43,7 +51,7 @@
     </w:p>
     <w:p>
       <w:r>
-        <w:t>2. 既有零件的工時/成本紀錄目前是否已數位化、能否從PLM/PE匯出成表格？</w:t>
+        <w:t>2. 資料從哪裡來？（新案的圖檔、3D、評估單，放在 PLM 系統和 PE）</w:t>
       </w:r>
     </w:p>
     <w:p>
@@ -53,7 +61,7 @@
     </w:p>
     <w:p>
       <w:r>
-        <w:t>3. 『類似零件』的判斷維度為何（材質、特徵、尺寸級距）？</w:t>
+        <w:t>3. 你希望它最後生出什麼？（一張『新件特徵整理表』，加一張『類似件比對與工時成本參考』，列出相似件的歷史工時、成本和跟新件的差異）</w:t>
       </w:r>
     </w:p>
     <w:p>
@@ -63,7 +71,7 @@
     </w:p>
     <w:p>
       <w:r>
-        <w:t>4. 希望AI輸出幾個最相似零件？工時/成本要直接給還是僅供參考？</w:t>
+        <w:t>4. 它要拿什麼當比對底稿？（歷史零件加工紀錄，含材質、特徵、工時、成本，以及工時／成本估算的欄位定義）</w:t>
       </w:r>
     </w:p>
     <w:p>
@@ -73,7 +81,7 @@
     </w:p>
     <w:p>
       <w:r>
-        <w:t>5. 接單評估單的正式欄位與格式範本為何？</w:t>
+        <w:t>5. 有沒有一定要注意的？（工時、成本一律引用知識庫裡的真實舊資料，不能自己編數字；最後給的是參考區間並標『待經理確認』）</w:t>
       </w:r>
     </w:p>
     <w:p>
@@ -83,12 +91,45 @@
     </w:p>
     <w:p>
       <w:r>
-        <w:t>6. 工時/成本估算是否一律標『類比估算、由經理判定』，避免AI武斷給數字？</w:t>
+        <w:t>6. 先講清楚：它出的是參考草稿，最終估價由經理拍板</w:t>
       </w:r>
     </w:p>
     <w:p>
       <w:r>
         <w:t>回答：</w:t>
+      </w:r>
+    </w:p>
+    <w:p>
+      <w:pPr>
+        <w:pStyle w:val="Heading2"/>
+      </w:pPr>
+      <w:r>
+        <w:t>二、要用了之後、跟 AI 一起調整的事情（先了解即可，不用現在填）</w:t>
+      </w:r>
+    </w:p>
+    <w:p>
+      <w:r>
+        <w:t>• 拿 2~3 個真的新案給它，看它找的類似件在材質、特徵上是不是真的相近，工時／成本是不是引用自舊紀錄</w:t>
+      </w:r>
+    </w:p>
+    <w:p>
+      <w:r>
+        <w:t>• 確認它給的是『參考區間＋待經理確認』，而不是武斷丟一個定值；若太武斷就在提示詞裡加強</w:t>
+      </w:r>
+    </w:p>
+    <w:p>
+      <w:r>
+        <w:t>• 如果它找的類似件常不對，把更完整的歷史零件加工紀錄補進知識庫，命中率會提高</w:t>
+      </w:r>
+    </w:p>
+    <w:p>
+      <w:r>
+        <w:t>• 圖檔辨識不清楚時，換清楚的檔或反映給顧問評估要不要換新一點的辨識模型</w:t>
+      </w:r>
+    </w:p>
+    <w:p>
+      <w:r>
+        <w:t>• 用熟後把經理實際會調整的邏輯（例如哪些差異要加成）教給它，讓它的參考值越來越接近實際報價</w:t>
       </w:r>
     </w:p>
     <w:p/>
@@ -101,8 +142,16 @@
       </w:r>
     </w:p>
     <w:p>
+      <w:pPr>
+        <w:pStyle w:val="Heading2"/>
+      </w:pPr>
       <w:r>
-        <w:t>1. 本題定位AI出候選清單、人做最終判定，對嗎？</w:t>
+        <w:t>一、請您提供或確認的事情</w:t>
+      </w:r>
+    </w:p>
+    <w:p>
+      <w:r>
+        <w:t>1. 你想請 AI 幫你做哪一件事？（給一個工件特徵或圖面，幫你從 PLM 既有工件裡查出相似的，供參考）</w:t>
       </w:r>
     </w:p>
     <w:p>
@@ -112,7 +161,7 @@
     </w:p>
     <w:p>
       <w:r>
-        <w:t>2. 查詢輸入是新案圖檔/特徵，還是關鍵字？AI能讀到什麼？</w:t>
+        <w:t>2. 資料從哪裡來？（PLM 裡的既有工件資料）</w:t>
       </w:r>
     </w:p>
     <w:p>
@@ -122,7 +171,7 @@
     </w:p>
     <w:p>
       <w:r>
-        <w:t>3. PLM零件特徵目前是否已數位化、能否匯出成含特徵標籤的索引表？</w:t>
+        <w:t>3. 你希望它最後生出什麼？（一張相似工件查詢結果，列出相似件料號、品名、材質、主要特徵、相似理由、相似度高／中／低）</w:t>
       </w:r>
     </w:p>
     <w:p>
@@ -132,7 +181,7 @@
     </w:p>
     <w:p>
       <w:r>
-        <w:t>4. 『類似』的判斷維度為何（材質、特徵、尺寸級距、客戶）？</w:t>
+        <w:t>4. 它要拿什麼當查詢底稿？（工件特徵索引，含料號、材質、特徵、加工方式、客戶，以及特徵分類與術語）</w:t>
       </w:r>
     </w:p>
     <w:p>
@@ -142,7 +191,7 @@
     </w:p>
     <w:p>
       <w:r>
-        <w:t>5. 希望輸出幾筆候選？要不要一併列既有程式編號？</w:t>
+        <w:t>5. 有沒有一定要守住的？（相似件一定要是知識庫裡真實存在的料號，查不到就明白說『查無相似件、建議擴大條件』，絕不能編一個料號）</w:t>
       </w:r>
     </w:p>
     <w:p>
@@ -152,12 +201,45 @@
     </w:p>
     <w:p>
       <w:r>
-        <w:t>6. 既有程式編號是否一律只能引用真實資料，不得捏造？</w:t>
+        <w:t>6. 先講清楚：它出的是查詢草稿，最終要不要採用由經理判定</w:t>
       </w:r>
     </w:p>
     <w:p>
       <w:r>
         <w:t>回答：</w:t>
+      </w:r>
+    </w:p>
+    <w:p>
+      <w:pPr>
+        <w:pStyle w:val="Heading2"/>
+      </w:pPr>
+      <w:r>
+        <w:t>二、要用了之後、跟 AI 一起調整的事情（先了解即可，不用現在填）</w:t>
+      </w:r>
+    </w:p>
+    <w:p>
+      <w:r>
+        <w:t>• 拿 2~3 組真的查詢條件（其中一組故意查不到）給它，看回傳的相似件合不合理、查不到時會不會老實說『查無』而不是硬湊</w:t>
+      </w:r>
+    </w:p>
+    <w:p>
+      <w:r>
+        <w:t>• 確認它給的相似理由跟索引欄位對得上；對不上就把索引補齊、放進知識庫</w:t>
+      </w:r>
+    </w:p>
+    <w:p>
+      <w:r>
+        <w:t>• 如果相似判斷不夠準，準備一些『這算像、那不算像』的範例教它，讓它學你的判斷邏輯</w:t>
+      </w:r>
+    </w:p>
+    <w:p>
+      <w:r>
+        <w:t>• 以圖查詢時圖不清楚會影響結果，先換清楚的圖或反映給顧問評估辨識模型</w:t>
+      </w:r>
+    </w:p>
+    <w:p>
+      <w:r>
+        <w:t>• 先當『AI 出初稿、人做最終判定』用，用久後逐步放大它可自動判斷的範圍</w:t>
       </w:r>
     </w:p>
     <w:p/>
